--- a/lab12/ЛР12. Работа с MongoDB.docx
+++ b/lab12/ЛР12. Работа с MongoDB.docx
@@ -4,6 +4,7 @@
   <w:body>
     <w:p>
       <w:pPr>
+        <w:ind w:firstLine="120" w:firstLineChars="50"/>
         <w:rPr>
           <w:rFonts w:ascii="Times New Roman" w:hAnsi="Times New Roman" w:cs="Times New Roman"/>
           <w:b/>
@@ -18472,6 +18473,8 @@
         </w:rPr>
         <w:t xml:space="preserve"> Создайте вложенные данные в документе</w:t>
       </w:r>
+      <w:bookmarkStart w:id="0" w:name="_GoBack"/>
+      <w:bookmarkEnd w:id="0"/>
     </w:p>
     <w:p>
       <w:pPr>
@@ -19007,8 +19010,6 @@
           <w:szCs w:val="24"/>
         </w:rPr>
       </w:pPr>
-      <w:bookmarkStart w:id="0" w:name="_GoBack"/>
-      <w:bookmarkEnd w:id="0"/>
       <w:r>
         <w:rPr>
           <w:rFonts w:ascii="Times New Roman" w:hAnsi="Times New Roman" w:cs="Times New Roman"/>
@@ -22154,1348 +22155,10 @@
       <w:pPr>
         <w:rPr>
           <w:rFonts w:ascii="Times New Roman" w:hAnsi="Times New Roman" w:cs="Times New Roman"/>
-          <w:b/>
-          <w:bCs/>
-          <w:sz w:val="24"/>
-          <w:szCs w:val="24"/>
-        </w:rPr>
-      </w:pPr>
-      <w:r>
-        <w:rPr>
-          <w:rFonts w:ascii="Times New Roman" w:hAnsi="Times New Roman" w:cs="Times New Roman"/>
-          <w:b/>
-          <w:bCs/>
-          <w:sz w:val="24"/>
-          <w:szCs w:val="24"/>
-        </w:rPr>
-        <w:br w:type="page"/>
-      </w:r>
-    </w:p>
-    <w:p>
-      <w:pPr>
-        <w:rPr>
-          <w:rFonts w:ascii="Times New Roman" w:hAnsi="Times New Roman" w:cs="Times New Roman"/>
-          <w:b/>
-          <w:bCs/>
-          <w:sz w:val="24"/>
-          <w:szCs w:val="24"/>
-        </w:rPr>
-      </w:pPr>
-      <w:r>
-        <w:rPr>
-          <w:rFonts w:ascii="Times New Roman" w:hAnsi="Times New Roman" w:cs="Times New Roman"/>
-          <w:b/>
-          <w:bCs/>
-          <w:sz w:val="24"/>
-          <w:szCs w:val="24"/>
-        </w:rPr>
-        <w:t>Приложение В</w:t>
-      </w:r>
-    </w:p>
-    <w:p>
-      <w:pPr>
-        <w:pStyle w:val="11"/>
-        <w:numPr>
-          <w:ilvl w:val="0"/>
-          <w:numId w:val="10"/>
-        </w:numPr>
-        <w:rPr>
-          <w:rFonts w:ascii="Times New Roman" w:hAnsi="Times New Roman" w:cs="Times New Roman"/>
-          <w:b/>
-          <w:bCs/>
-          <w:sz w:val="24"/>
-          <w:szCs w:val="24"/>
-        </w:rPr>
-      </w:pPr>
-      <w:r>
-        <w:rPr>
-          <w:rFonts w:ascii="Times New Roman" w:hAnsi="Times New Roman" w:cs="Times New Roman"/>
-          <w:b/>
-          <w:bCs/>
-          <w:sz w:val="24"/>
-          <w:szCs w:val="24"/>
-        </w:rPr>
-        <w:t xml:space="preserve">Установка и настройка </w:t>
-      </w:r>
-      <w:r>
-        <w:rPr>
-          <w:rFonts w:ascii="Times New Roman" w:hAnsi="Times New Roman" w:cs="Times New Roman"/>
-          <w:b/>
-          <w:bCs/>
-          <w:sz w:val="24"/>
-          <w:szCs w:val="24"/>
-          <w:lang w:val="en-US"/>
-        </w:rPr>
-        <w:t>MongoDB</w:t>
-      </w:r>
-      <w:r>
-        <w:rPr>
-          <w:rFonts w:ascii="Times New Roman" w:hAnsi="Times New Roman" w:cs="Times New Roman"/>
-          <w:b/>
-          <w:bCs/>
-          <w:sz w:val="24"/>
-          <w:szCs w:val="24"/>
-        </w:rPr>
-        <w:t xml:space="preserve"> для работы</w:t>
-      </w:r>
-    </w:p>
-    <w:p>
-      <w:pPr>
-        <w:pStyle w:val="11"/>
-        <w:numPr>
-          <w:ilvl w:val="1"/>
-          <w:numId w:val="10"/>
-        </w:numPr>
-        <w:jc w:val="both"/>
-        <w:rPr>
-          <w:rFonts w:ascii="Times New Roman" w:hAnsi="Times New Roman" w:cs="Times New Roman"/>
-          <w:sz w:val="24"/>
-          <w:szCs w:val="24"/>
-        </w:rPr>
-      </w:pPr>
-      <w:r>
-        <w:rPr>
-          <w:rFonts w:ascii="Times New Roman" w:hAnsi="Times New Roman" w:cs="Times New Roman"/>
-          <w:sz w:val="24"/>
-          <w:szCs w:val="24"/>
-        </w:rPr>
-        <w:t xml:space="preserve">Скачайте ссылку </w:t>
-      </w:r>
-      <w:r>
-        <w:fldChar w:fldCharType="begin"/>
-      </w:r>
-      <w:r>
-        <w:instrText xml:space="preserve"> HYPERLINK "https://fastdl.mongodb.org/windows/mongodb-windows-x86_64-6.0.3-signed.msi" </w:instrText>
-      </w:r>
-      <w:r>
-        <w:fldChar w:fldCharType="separate"/>
-      </w:r>
-      <w:r>
-        <w:rPr>
-          <w:rStyle w:val="8"/>
-          <w:rFonts w:ascii="Times New Roman" w:hAnsi="Times New Roman" w:cs="Times New Roman"/>
-          <w:sz w:val="24"/>
-          <w:szCs w:val="24"/>
-          <w:lang w:val="en-US"/>
-        </w:rPr>
-        <w:t>https</w:t>
-      </w:r>
-      <w:r>
-        <w:rPr>
-          <w:rStyle w:val="8"/>
-          <w:rFonts w:ascii="Times New Roman" w:hAnsi="Times New Roman" w:cs="Times New Roman"/>
-          <w:sz w:val="24"/>
-          <w:szCs w:val="24"/>
-        </w:rPr>
-        <w:t>://</w:t>
-      </w:r>
-      <w:r>
-        <w:rPr>
-          <w:rStyle w:val="8"/>
-          <w:rFonts w:ascii="Times New Roman" w:hAnsi="Times New Roman" w:cs="Times New Roman"/>
-          <w:sz w:val="24"/>
-          <w:szCs w:val="24"/>
-          <w:lang w:val="en-US"/>
-        </w:rPr>
-        <w:t>fastdl</w:t>
-      </w:r>
-      <w:r>
-        <w:rPr>
-          <w:rStyle w:val="8"/>
-          <w:rFonts w:ascii="Times New Roman" w:hAnsi="Times New Roman" w:cs="Times New Roman"/>
-          <w:sz w:val="24"/>
-          <w:szCs w:val="24"/>
-        </w:rPr>
-        <w:t>.</w:t>
-      </w:r>
-      <w:r>
-        <w:rPr>
-          <w:rStyle w:val="8"/>
-          <w:rFonts w:ascii="Times New Roman" w:hAnsi="Times New Roman" w:cs="Times New Roman"/>
-          <w:sz w:val="24"/>
-          <w:szCs w:val="24"/>
-          <w:lang w:val="en-US"/>
-        </w:rPr>
-        <w:t>mongodb</w:t>
-      </w:r>
-      <w:r>
-        <w:rPr>
-          <w:rStyle w:val="8"/>
-          <w:rFonts w:ascii="Times New Roman" w:hAnsi="Times New Roman" w:cs="Times New Roman"/>
-          <w:sz w:val="24"/>
-          <w:szCs w:val="24"/>
-        </w:rPr>
-        <w:t>.</w:t>
-      </w:r>
-      <w:r>
-        <w:rPr>
-          <w:rStyle w:val="8"/>
-          <w:rFonts w:ascii="Times New Roman" w:hAnsi="Times New Roman" w:cs="Times New Roman"/>
-          <w:sz w:val="24"/>
-          <w:szCs w:val="24"/>
-          <w:lang w:val="en-US"/>
-        </w:rPr>
-        <w:t>org</w:t>
-      </w:r>
-      <w:r>
-        <w:rPr>
-          <w:rStyle w:val="8"/>
-          <w:rFonts w:ascii="Times New Roman" w:hAnsi="Times New Roman" w:cs="Times New Roman"/>
-          <w:sz w:val="24"/>
-          <w:szCs w:val="24"/>
-        </w:rPr>
-        <w:t>/</w:t>
-      </w:r>
-      <w:r>
-        <w:rPr>
-          <w:rStyle w:val="8"/>
-          <w:rFonts w:ascii="Times New Roman" w:hAnsi="Times New Roman" w:cs="Times New Roman"/>
-          <w:sz w:val="24"/>
-          <w:szCs w:val="24"/>
-          <w:lang w:val="en-US"/>
-        </w:rPr>
-        <w:t>windows</w:t>
-      </w:r>
-      <w:r>
-        <w:rPr>
-          <w:rStyle w:val="8"/>
-          <w:rFonts w:ascii="Times New Roman" w:hAnsi="Times New Roman" w:cs="Times New Roman"/>
-          <w:sz w:val="24"/>
-          <w:szCs w:val="24"/>
-        </w:rPr>
-        <w:t>/</w:t>
-      </w:r>
-      <w:r>
-        <w:rPr>
-          <w:rStyle w:val="8"/>
-          <w:rFonts w:ascii="Times New Roman" w:hAnsi="Times New Roman" w:cs="Times New Roman"/>
-          <w:sz w:val="24"/>
-          <w:szCs w:val="24"/>
-          <w:lang w:val="en-US"/>
-        </w:rPr>
-        <w:t>mongodb</w:t>
-      </w:r>
-      <w:r>
-        <w:rPr>
-          <w:rStyle w:val="8"/>
-          <w:rFonts w:ascii="Times New Roman" w:hAnsi="Times New Roman" w:cs="Times New Roman"/>
-          <w:sz w:val="24"/>
-          <w:szCs w:val="24"/>
-        </w:rPr>
-        <w:t>-</w:t>
-      </w:r>
-      <w:r>
-        <w:rPr>
-          <w:rStyle w:val="8"/>
-          <w:rFonts w:ascii="Times New Roman" w:hAnsi="Times New Roman" w:cs="Times New Roman"/>
-          <w:sz w:val="24"/>
-          <w:szCs w:val="24"/>
-          <w:lang w:val="en-US"/>
-        </w:rPr>
-        <w:t>windows</w:t>
-      </w:r>
-      <w:r>
-        <w:rPr>
-          <w:rStyle w:val="8"/>
-          <w:rFonts w:ascii="Times New Roman" w:hAnsi="Times New Roman" w:cs="Times New Roman"/>
-          <w:sz w:val="24"/>
-          <w:szCs w:val="24"/>
-        </w:rPr>
-        <w:t>-</w:t>
-      </w:r>
-      <w:r>
-        <w:rPr>
-          <w:rStyle w:val="8"/>
-          <w:rFonts w:ascii="Times New Roman" w:hAnsi="Times New Roman" w:cs="Times New Roman"/>
-          <w:sz w:val="24"/>
-          <w:szCs w:val="24"/>
-          <w:lang w:val="en-US"/>
-        </w:rPr>
-        <w:t>x</w:t>
-      </w:r>
-      <w:r>
-        <w:rPr>
-          <w:rStyle w:val="8"/>
-          <w:rFonts w:ascii="Times New Roman" w:hAnsi="Times New Roman" w:cs="Times New Roman"/>
-          <w:sz w:val="24"/>
-          <w:szCs w:val="24"/>
-        </w:rPr>
-        <w:t>86_64-6.0.3-</w:t>
-      </w:r>
-      <w:r>
-        <w:rPr>
-          <w:rStyle w:val="8"/>
-          <w:rFonts w:ascii="Times New Roman" w:hAnsi="Times New Roman" w:cs="Times New Roman"/>
-          <w:sz w:val="24"/>
-          <w:szCs w:val="24"/>
-          <w:lang w:val="en-US"/>
-        </w:rPr>
-        <w:t>signed</w:t>
-      </w:r>
-      <w:r>
-        <w:rPr>
-          <w:rStyle w:val="8"/>
-          <w:rFonts w:ascii="Times New Roman" w:hAnsi="Times New Roman" w:cs="Times New Roman"/>
-          <w:sz w:val="24"/>
-          <w:szCs w:val="24"/>
-        </w:rPr>
-        <w:t>.</w:t>
-      </w:r>
-      <w:r>
-        <w:rPr>
-          <w:rStyle w:val="8"/>
-          <w:rFonts w:ascii="Times New Roman" w:hAnsi="Times New Roman" w:cs="Times New Roman"/>
-          <w:sz w:val="24"/>
-          <w:szCs w:val="24"/>
-          <w:lang w:val="en-US"/>
-        </w:rPr>
-        <w:t>msi</w:t>
-      </w:r>
-      <w:r>
-        <w:rPr>
-          <w:rStyle w:val="8"/>
-          <w:rFonts w:ascii="Times New Roman" w:hAnsi="Times New Roman" w:cs="Times New Roman"/>
-          <w:sz w:val="24"/>
-          <w:szCs w:val="24"/>
-          <w:lang w:val="en-US"/>
-        </w:rPr>
-        <w:fldChar w:fldCharType="end"/>
-      </w:r>
-      <w:r>
-        <w:rPr>
-          <w:rStyle w:val="8"/>
-          <w:rFonts w:ascii="Times New Roman" w:hAnsi="Times New Roman" w:cs="Times New Roman"/>
-          <w:sz w:val="24"/>
-          <w:szCs w:val="24"/>
-        </w:rPr>
-        <w:t xml:space="preserve">. </w:t>
-      </w:r>
-      <w:r>
-        <w:rPr>
-          <w:rFonts w:ascii="Times New Roman" w:hAnsi="Times New Roman" w:cs="Times New Roman"/>
-          <w:sz w:val="24"/>
-          <w:szCs w:val="24"/>
-        </w:rPr>
-        <w:t xml:space="preserve">Альтернативная ссылка на пакет для WIndows: </w:t>
-      </w:r>
-      <w:r>
-        <w:fldChar w:fldCharType="begin"/>
-      </w:r>
-      <w:r>
-        <w:instrText xml:space="preserve"> HYPERLINK "https://disk.yandex.ru/d/eXcLoxjYg11z-w" </w:instrText>
-      </w:r>
-      <w:r>
-        <w:fldChar w:fldCharType="separate"/>
-      </w:r>
-      <w:r>
-        <w:rPr>
-          <w:rStyle w:val="8"/>
-          <w:rFonts w:ascii="Times New Roman" w:hAnsi="Times New Roman" w:cs="Times New Roman"/>
-          <w:sz w:val="24"/>
-          <w:szCs w:val="24"/>
-        </w:rPr>
-        <w:t>mongodb-windows-x86_64-6.0.0.zip — Яндекс.Диск (yandex.ru)</w:t>
-      </w:r>
-      <w:r>
-        <w:rPr>
-          <w:rStyle w:val="8"/>
-          <w:rFonts w:ascii="Times New Roman" w:hAnsi="Times New Roman" w:cs="Times New Roman"/>
-          <w:sz w:val="24"/>
-          <w:szCs w:val="24"/>
-        </w:rPr>
-        <w:fldChar w:fldCharType="end"/>
-      </w:r>
-      <w:r>
-        <w:rPr>
-          <w:rFonts w:ascii="Times New Roman" w:hAnsi="Times New Roman" w:cs="Times New Roman"/>
-          <w:sz w:val="24"/>
-          <w:szCs w:val="24"/>
-        </w:rPr>
-        <w:t xml:space="preserve"> </w:t>
-      </w:r>
-    </w:p>
-    <w:p>
-      <w:pPr>
-        <w:pStyle w:val="11"/>
-        <w:numPr>
-          <w:ilvl w:val="1"/>
-          <w:numId w:val="10"/>
-        </w:numPr>
-        <w:rPr>
-          <w:rFonts w:ascii="Times New Roman" w:hAnsi="Times New Roman" w:cs="Times New Roman"/>
-          <w:sz w:val="24"/>
-          <w:szCs w:val="24"/>
-        </w:rPr>
-      </w:pPr>
-      <w:r>
-        <w:rPr>
-          <w:rFonts w:ascii="Times New Roman" w:hAnsi="Times New Roman" w:cs="Times New Roman"/>
-          <w:sz w:val="24"/>
-          <w:szCs w:val="24"/>
-        </w:rPr>
-        <w:t>После загрузки архивного пакета распакуем его в папку C:\mongodb.</w:t>
-      </w:r>
-    </w:p>
-    <w:p>
-      <w:pPr>
-        <w:pStyle w:val="11"/>
-        <w:numPr>
-          <w:ilvl w:val="1"/>
-          <w:numId w:val="10"/>
-        </w:numPr>
-        <w:jc w:val="both"/>
-        <w:rPr>
-          <w:rFonts w:ascii="Times New Roman" w:hAnsi="Times New Roman" w:cs="Times New Roman"/>
-          <w:sz w:val="24"/>
-          <w:szCs w:val="24"/>
-        </w:rPr>
-      </w:pPr>
-      <w:r>
-        <w:rPr>
-          <w:rFonts w:ascii="Times New Roman" w:hAnsi="Times New Roman" w:cs="Times New Roman"/>
-          <w:sz w:val="24"/>
-          <w:szCs w:val="24"/>
-        </w:rPr>
-        <w:t xml:space="preserve">После установки мы откроем папку bin в распакованном архиве (C:\mongodb\bin), то сможем найти там много приложений, которые выполняют определенную роль. </w:t>
-      </w:r>
-    </w:p>
-    <w:p>
-      <w:pPr>
-        <w:jc w:val="center"/>
-        <w:rPr>
-          <w:rFonts w:ascii="Times New Roman" w:hAnsi="Times New Roman" w:cs="Times New Roman"/>
-          <w:sz w:val="24"/>
-          <w:szCs w:val="24"/>
-        </w:rPr>
-      </w:pPr>
-      <w:r>
-        <w:rPr>
-          <w:rFonts w:ascii="Times New Roman" w:hAnsi="Times New Roman" w:cs="Times New Roman"/>
-          <w:sz w:val="24"/>
-          <w:szCs w:val="24"/>
-        </w:rPr>
-        <w:drawing>
-          <wp:inline distT="0" distB="0" distL="0" distR="0">
-            <wp:extent cx="4858385" cy="1990725"/>
-            <wp:effectExtent l="0" t="0" r="0" b="9525"/>
-            <wp:docPr id="1905975900" name="Рисунок 1905975900"/>
-            <wp:cNvGraphicFramePr>
-              <a:graphicFrameLocks xmlns:a="http://schemas.openxmlformats.org/drawingml/2006/main" noChangeAspect="1"/>
-            </wp:cNvGraphicFramePr>
-            <a:graphic xmlns:a="http://schemas.openxmlformats.org/drawingml/2006/main">
-              <a:graphicData uri="http://schemas.openxmlformats.org/drawingml/2006/picture">
-                <pic:pic xmlns:pic="http://schemas.openxmlformats.org/drawingml/2006/picture">
-                  <pic:nvPicPr>
-                    <pic:cNvPr id="1905975900" name="Рисунок 1905975900"/>
-                    <pic:cNvPicPr>
-                      <a:picLocks noChangeAspect="1"/>
-                    </pic:cNvPicPr>
-                  </pic:nvPicPr>
-                  <pic:blipFill>
-                    <a:blip r:embed="rId46"/>
-                    <a:stretch>
-                      <a:fillRect/>
-                    </a:stretch>
-                  </pic:blipFill>
-                  <pic:spPr>
-                    <a:xfrm>
-                      <a:off x="0" y="0"/>
-                      <a:ext cx="4858428" cy="1991003"/>
-                    </a:xfrm>
-                    <a:prstGeom prst="rect">
-                      <a:avLst/>
-                    </a:prstGeom>
-                  </pic:spPr>
-                </pic:pic>
-              </a:graphicData>
-            </a:graphic>
-          </wp:inline>
-        </w:drawing>
-      </w:r>
-    </w:p>
-    <w:p>
-      <w:pPr>
-        <w:pStyle w:val="11"/>
-        <w:numPr>
-          <w:ilvl w:val="2"/>
-          <w:numId w:val="11"/>
-        </w:numPr>
-        <w:jc w:val="both"/>
-        <w:rPr>
-          <w:rFonts w:ascii="Times New Roman" w:hAnsi="Times New Roman" w:cs="Times New Roman"/>
-          <w:sz w:val="24"/>
-          <w:szCs w:val="24"/>
-        </w:rPr>
-      </w:pPr>
-      <w:r>
-        <w:rPr>
-          <w:rFonts w:ascii="Times New Roman" w:hAnsi="Times New Roman" w:cs="Times New Roman"/>
-          <w:b/>
-          <w:bCs/>
-          <w:sz w:val="24"/>
-          <w:szCs w:val="24"/>
-        </w:rPr>
-        <w:t>mongod</w:t>
-      </w:r>
-      <w:r>
-        <w:rPr>
-          <w:rFonts w:ascii="Times New Roman" w:hAnsi="Times New Roman" w:cs="Times New Roman"/>
-          <w:sz w:val="24"/>
-          <w:szCs w:val="24"/>
-        </w:rPr>
-        <w:t>: сервер баз данных MongoDB. Он обрабатывает запросы, управляет форматом данных и выполняет различные операции в фоновом режиме по управлению базами данных</w:t>
-      </w:r>
-    </w:p>
-    <w:p>
-      <w:pPr>
-        <w:pStyle w:val="11"/>
-        <w:numPr>
-          <w:ilvl w:val="2"/>
-          <w:numId w:val="11"/>
-        </w:numPr>
-        <w:jc w:val="both"/>
-        <w:rPr>
-          <w:rFonts w:ascii="Times New Roman" w:hAnsi="Times New Roman" w:cs="Times New Roman"/>
-          <w:sz w:val="24"/>
-          <w:szCs w:val="24"/>
-        </w:rPr>
-      </w:pPr>
-      <w:r>
-        <w:rPr>
-          <w:rFonts w:ascii="Times New Roman" w:hAnsi="Times New Roman" w:cs="Times New Roman"/>
-          <w:b/>
-          <w:bCs/>
-          <w:sz w:val="24"/>
-          <w:szCs w:val="24"/>
-        </w:rPr>
-        <w:t>mongos</w:t>
-      </w:r>
-      <w:r>
-        <w:rPr>
-          <w:rFonts w:ascii="Times New Roman" w:hAnsi="Times New Roman" w:cs="Times New Roman"/>
-          <w:sz w:val="24"/>
-          <w:szCs w:val="24"/>
-        </w:rPr>
-        <w:t>: служба маршрутизации MongoDB, которая помогает обрабатывать запросы и определять местоположение данных в кластере MongoDB</w:t>
-      </w:r>
-    </w:p>
-    <w:p>
-      <w:pPr>
-        <w:pStyle w:val="11"/>
-        <w:numPr>
-          <w:ilvl w:val="0"/>
-          <w:numId w:val="10"/>
-        </w:numPr>
-        <w:jc w:val="both"/>
-        <w:rPr>
-          <w:rFonts w:ascii="Times New Roman" w:hAnsi="Times New Roman" w:cs="Times New Roman"/>
-          <w:b/>
-          <w:bCs/>
-          <w:sz w:val="24"/>
-          <w:szCs w:val="24"/>
-        </w:rPr>
-      </w:pPr>
-      <w:r>
-        <w:rPr>
-          <w:rFonts w:ascii="Times New Roman" w:hAnsi="Times New Roman" w:cs="Times New Roman"/>
-          <w:b/>
-          <w:bCs/>
-          <w:sz w:val="24"/>
-          <w:szCs w:val="24"/>
-        </w:rPr>
-        <w:t>Создание каталога для БД и запуск MongoDB</w:t>
-      </w:r>
-    </w:p>
-    <w:p>
-      <w:pPr>
-        <w:pStyle w:val="11"/>
-        <w:numPr>
-          <w:ilvl w:val="1"/>
-          <w:numId w:val="10"/>
-        </w:numPr>
-        <w:jc w:val="both"/>
-        <w:rPr>
-          <w:rFonts w:ascii="Times New Roman" w:hAnsi="Times New Roman" w:cs="Times New Roman"/>
-          <w:sz w:val="24"/>
-          <w:szCs w:val="24"/>
-        </w:rPr>
-      </w:pPr>
-      <w:r>
-        <w:rPr>
-          <w:rFonts w:ascii="Times New Roman" w:hAnsi="Times New Roman" w:cs="Times New Roman"/>
-          <w:sz w:val="24"/>
-          <w:szCs w:val="24"/>
-        </w:rPr>
-        <w:t>В ОС Windows по умолчанию MongoDB хранит базы данных по пути C:\data\db</w:t>
-      </w:r>
-    </w:p>
-    <w:p>
-      <w:pPr>
-        <w:pStyle w:val="11"/>
-        <w:numPr>
-          <w:ilvl w:val="1"/>
-          <w:numId w:val="10"/>
-        </w:numPr>
-        <w:jc w:val="both"/>
-        <w:rPr>
-          <w:rFonts w:ascii="Times New Roman" w:hAnsi="Times New Roman" w:cs="Times New Roman"/>
-          <w:sz w:val="24"/>
-          <w:szCs w:val="24"/>
-        </w:rPr>
-      </w:pPr>
-      <w:r>
-        <w:rPr>
-          <w:rFonts w:ascii="Times New Roman" w:hAnsi="Times New Roman" w:cs="Times New Roman"/>
-          <w:sz w:val="24"/>
-          <w:szCs w:val="24"/>
-        </w:rPr>
-        <w:t xml:space="preserve">Создайте папку </w:t>
-      </w:r>
-      <w:r>
-        <w:rPr>
-          <w:rFonts w:ascii="Times New Roman" w:hAnsi="Times New Roman" w:cs="Times New Roman"/>
-          <w:sz w:val="24"/>
-          <w:szCs w:val="24"/>
-        </w:rPr>
-        <w:drawing>
-          <wp:inline distT="0" distB="0" distL="0" distR="0">
-            <wp:extent cx="4067175" cy="990600"/>
-            <wp:effectExtent l="0" t="0" r="9525" b="0"/>
-            <wp:docPr id="616114943" name="Рисунок 616114943" descr="Изображение выглядит как текст&#10;&#10;Автоматически созданное описание"/>
-            <wp:cNvGraphicFramePr>
-              <a:graphicFrameLocks xmlns:a="http://schemas.openxmlformats.org/drawingml/2006/main" noChangeAspect="1"/>
-            </wp:cNvGraphicFramePr>
-            <a:graphic xmlns:a="http://schemas.openxmlformats.org/drawingml/2006/main">
-              <a:graphicData uri="http://schemas.openxmlformats.org/drawingml/2006/picture">
-                <pic:pic xmlns:pic="http://schemas.openxmlformats.org/drawingml/2006/picture">
-                  <pic:nvPicPr>
-                    <pic:cNvPr id="616114943" name="Рисунок 616114943" descr="Изображение выглядит как текст&#10;&#10;Автоматически созданное описание"/>
-                    <pic:cNvPicPr>
-                      <a:picLocks noChangeAspect="1"/>
-                    </pic:cNvPicPr>
-                  </pic:nvPicPr>
-                  <pic:blipFill>
-                    <a:blip r:embed="rId47"/>
-                    <a:stretch>
-                      <a:fillRect/>
-                    </a:stretch>
-                  </pic:blipFill>
-                  <pic:spPr>
-                    <a:xfrm>
-                      <a:off x="0" y="0"/>
-                      <a:ext cx="4067743" cy="990738"/>
-                    </a:xfrm>
-                    <a:prstGeom prst="rect">
-                      <a:avLst/>
-                    </a:prstGeom>
-                  </pic:spPr>
-                </pic:pic>
-              </a:graphicData>
-            </a:graphic>
-          </wp:inline>
-        </w:drawing>
-      </w:r>
-    </w:p>
-    <w:p>
-      <w:pPr>
-        <w:pStyle w:val="11"/>
-        <w:numPr>
-          <w:ilvl w:val="1"/>
-          <w:numId w:val="10"/>
-        </w:numPr>
-        <w:jc w:val="both"/>
-        <w:rPr>
-          <w:rFonts w:ascii="Times New Roman" w:hAnsi="Times New Roman" w:cs="Times New Roman"/>
-          <w:sz w:val="24"/>
-          <w:szCs w:val="24"/>
-        </w:rPr>
-      </w:pPr>
-      <w:r>
-        <w:rPr>
-          <w:rFonts w:ascii="Times New Roman" w:hAnsi="Times New Roman" w:cs="Times New Roman"/>
-          <w:sz w:val="24"/>
-          <w:szCs w:val="24"/>
-        </w:rPr>
-        <w:t xml:space="preserve">Если же возникла необходимость использовать какой-то другой путь к файлам, то его можно передать при запуске </w:t>
-      </w:r>
-      <w:r>
-        <w:rPr>
-          <w:rFonts w:ascii="Times New Roman" w:hAnsi="Times New Roman" w:cs="Times New Roman"/>
-          <w:b/>
-          <w:bCs/>
-          <w:sz w:val="24"/>
-          <w:szCs w:val="24"/>
-        </w:rPr>
-        <w:t>MongoDB</w:t>
-      </w:r>
-      <w:r>
-        <w:rPr>
-          <w:rFonts w:ascii="Times New Roman" w:hAnsi="Times New Roman" w:cs="Times New Roman"/>
-          <w:sz w:val="24"/>
-          <w:szCs w:val="24"/>
-        </w:rPr>
-        <w:t xml:space="preserve"> во флаге –</w:t>
-      </w:r>
-      <w:r>
-        <w:rPr>
-          <w:rFonts w:ascii="Times New Roman" w:hAnsi="Times New Roman" w:cs="Times New Roman"/>
-          <w:b/>
-          <w:bCs/>
-          <w:sz w:val="24"/>
-          <w:szCs w:val="24"/>
-        </w:rPr>
-        <w:t>dbpath</w:t>
-      </w:r>
-    </w:p>
-    <w:p>
-      <w:pPr>
-        <w:pStyle w:val="11"/>
-        <w:numPr>
-          <w:ilvl w:val="0"/>
-          <w:numId w:val="10"/>
-        </w:numPr>
-        <w:jc w:val="both"/>
-        <w:rPr>
-          <w:rFonts w:ascii="Times New Roman" w:hAnsi="Times New Roman" w:cs="Times New Roman"/>
-          <w:b/>
-          <w:bCs/>
-          <w:sz w:val="24"/>
-          <w:szCs w:val="24"/>
-        </w:rPr>
-      </w:pPr>
-      <w:r>
-        <w:rPr>
-          <w:rFonts w:ascii="Times New Roman" w:hAnsi="Times New Roman" w:cs="Times New Roman"/>
-          <w:b/>
-          <w:bCs/>
-          <w:sz w:val="24"/>
-          <w:szCs w:val="24"/>
-        </w:rPr>
-        <w:t>Запуск сервера</w:t>
-      </w:r>
-    </w:p>
-    <w:p>
-      <w:pPr>
-        <w:pStyle w:val="11"/>
-        <w:numPr>
-          <w:ilvl w:val="3"/>
-          <w:numId w:val="10"/>
-        </w:numPr>
-        <w:jc w:val="both"/>
-        <w:rPr>
-          <w:rFonts w:ascii="Times New Roman" w:hAnsi="Times New Roman" w:cs="Times New Roman"/>
-          <w:sz w:val="24"/>
-          <w:szCs w:val="24"/>
-        </w:rPr>
-      </w:pPr>
-      <w:r>
-        <w:rPr>
-          <w:rFonts w:ascii="Times New Roman" w:hAnsi="Times New Roman" w:cs="Times New Roman"/>
-          <w:sz w:val="24"/>
-          <w:szCs w:val="24"/>
-        </w:rPr>
-        <w:t xml:space="preserve">Сервер представляет приложение mongod, которое находится в каталоге bin в папке сервера. Запустим терминал, для этого в адресной строке каталога введём </w:t>
-      </w:r>
-      <w:r>
-        <w:rPr>
-          <w:rFonts w:ascii="Times New Roman" w:hAnsi="Times New Roman" w:cs="Times New Roman"/>
-          <w:sz w:val="24"/>
-          <w:szCs w:val="24"/>
-          <w:lang w:val="en-US"/>
-        </w:rPr>
-        <w:t>cmd</w:t>
-      </w:r>
-    </w:p>
-    <w:p>
-      <w:pPr>
-        <w:ind w:left="720"/>
-        <w:jc w:val="both"/>
-        <w:rPr>
-          <w:rFonts w:ascii="Times New Roman" w:hAnsi="Times New Roman" w:cs="Times New Roman"/>
-          <w:sz w:val="24"/>
-          <w:szCs w:val="24"/>
-        </w:rPr>
-      </w:pPr>
-      <w:r>
-        <w:rPr>
-          <w:rFonts w:ascii="Times New Roman" w:hAnsi="Times New Roman" w:cs="Times New Roman"/>
-          <w:sz w:val="24"/>
-          <w:szCs w:val="24"/>
-        </w:rPr>
-        <w:drawing>
-          <wp:inline distT="0" distB="0" distL="0" distR="0">
-            <wp:extent cx="4305300" cy="933450"/>
-            <wp:effectExtent l="0" t="0" r="0" b="0"/>
-            <wp:docPr id="1328297038" name="Рисунок 1" descr="Изображение выглядит как текст, снимок экрана, линия, Шрифт&#10;&#10;Автоматически созданное описание"/>
-            <wp:cNvGraphicFramePr>
-              <a:graphicFrameLocks xmlns:a="http://schemas.openxmlformats.org/drawingml/2006/main" noChangeAspect="1"/>
-            </wp:cNvGraphicFramePr>
-            <a:graphic xmlns:a="http://schemas.openxmlformats.org/drawingml/2006/main">
-              <a:graphicData uri="http://schemas.openxmlformats.org/drawingml/2006/picture">
-                <pic:pic xmlns:pic="http://schemas.openxmlformats.org/drawingml/2006/picture">
-                  <pic:nvPicPr>
-                    <pic:cNvPr id="1328297038" name="Рисунок 1" descr="Изображение выглядит как текст, снимок экрана, линия, Шрифт&#10;&#10;Автоматически созданное описание"/>
-                    <pic:cNvPicPr>
-                      <a:picLocks noChangeAspect="1"/>
-                    </pic:cNvPicPr>
-                  </pic:nvPicPr>
-                  <pic:blipFill>
-                    <a:blip r:embed="rId48"/>
-                    <a:stretch>
-                      <a:fillRect/>
-                    </a:stretch>
-                  </pic:blipFill>
-                  <pic:spPr>
-                    <a:xfrm>
-                      <a:off x="0" y="0"/>
-                      <a:ext cx="4305901" cy="933580"/>
-                    </a:xfrm>
-                    <a:prstGeom prst="rect">
-                      <a:avLst/>
-                    </a:prstGeom>
-                  </pic:spPr>
-                </pic:pic>
-              </a:graphicData>
-            </a:graphic>
-          </wp:inline>
-        </w:drawing>
-      </w:r>
-    </w:p>
-    <w:p>
-      <w:pPr>
-        <w:pStyle w:val="11"/>
-        <w:numPr>
-          <w:ilvl w:val="2"/>
-          <w:numId w:val="10"/>
-        </w:numPr>
-        <w:jc w:val="both"/>
-        <w:rPr>
-          <w:rFonts w:ascii="Times New Roman" w:hAnsi="Times New Roman" w:cs="Times New Roman"/>
-          <w:sz w:val="24"/>
-          <w:szCs w:val="24"/>
-        </w:rPr>
-      </w:pPr>
-      <w:r>
-        <w:rPr>
-          <w:rFonts w:ascii="Times New Roman" w:hAnsi="Times New Roman" w:cs="Times New Roman"/>
-          <w:sz w:val="24"/>
-          <w:szCs w:val="24"/>
-        </w:rPr>
-        <w:t xml:space="preserve"> </w:t>
-      </w:r>
-      <w:r>
-        <w:rPr>
-          <w:rFonts w:ascii="Times New Roman" w:hAnsi="Times New Roman" w:cs="Times New Roman"/>
-          <w:sz w:val="24"/>
-          <w:szCs w:val="24"/>
-        </w:rPr>
-        <w:tab/>
-      </w:r>
-      <w:r>
-        <w:rPr>
-          <w:rFonts w:ascii="Times New Roman" w:hAnsi="Times New Roman" w:cs="Times New Roman"/>
-          <w:sz w:val="24"/>
-          <w:szCs w:val="24"/>
-        </w:rPr>
-        <w:t xml:space="preserve">Запустим файл </w:t>
-      </w:r>
-      <w:r>
-        <w:rPr>
-          <w:rFonts w:ascii="Times New Roman" w:hAnsi="Times New Roman" w:cs="Times New Roman"/>
-          <w:sz w:val="24"/>
-          <w:szCs w:val="24"/>
-          <w:lang w:val="en-US"/>
-        </w:rPr>
-        <w:t>mongod</w:t>
-      </w:r>
-    </w:p>
-    <w:p>
-      <w:pPr>
-        <w:rPr>
-          <w:rFonts w:ascii="Times New Roman" w:hAnsi="Times New Roman" w:cs="Times New Roman"/>
-          <w:sz w:val="24"/>
-          <w:szCs w:val="24"/>
-          <w:lang w:val="en-US"/>
-        </w:rPr>
-      </w:pPr>
-      <w:r>
-        <w:rPr>
-          <w:rFonts w:ascii="Times New Roman" w:hAnsi="Times New Roman" w:cs="Times New Roman"/>
-          <w:sz w:val="24"/>
-          <w:szCs w:val="24"/>
-          <w:lang w:val="en-US"/>
-        </w:rPr>
-        <w:drawing>
-          <wp:inline distT="0" distB="0" distL="0" distR="0">
-            <wp:extent cx="5940425" cy="409575"/>
-            <wp:effectExtent l="0" t="0" r="3175" b="9525"/>
-            <wp:docPr id="494801997" name="Рисунок 494801997" descr="Изображение выглядит как текст&#10;&#10;Автоматически созданное описание"/>
-            <wp:cNvGraphicFramePr>
-              <a:graphicFrameLocks xmlns:a="http://schemas.openxmlformats.org/drawingml/2006/main" noChangeAspect="1"/>
-            </wp:cNvGraphicFramePr>
-            <a:graphic xmlns:a="http://schemas.openxmlformats.org/drawingml/2006/main">
-              <a:graphicData uri="http://schemas.openxmlformats.org/drawingml/2006/picture">
-                <pic:pic xmlns:pic="http://schemas.openxmlformats.org/drawingml/2006/picture">
-                  <pic:nvPicPr>
-                    <pic:cNvPr id="494801997" name="Рисунок 494801997" descr="Изображение выглядит как текст&#10;&#10;Автоматически созданное описание"/>
-                    <pic:cNvPicPr>
-                      <a:picLocks noChangeAspect="1"/>
-                    </pic:cNvPicPr>
-                  </pic:nvPicPr>
-                  <pic:blipFill>
-                    <a:blip r:embed="rId49"/>
-                    <a:srcRect l="428" t="63612" r="-428" b="1617"/>
-                    <a:stretch>
-                      <a:fillRect/>
-                    </a:stretch>
-                  </pic:blipFill>
-                  <pic:spPr>
-                    <a:xfrm>
-                      <a:off x="0" y="0"/>
-                      <a:ext cx="5940425" cy="409575"/>
-                    </a:xfrm>
-                    <a:prstGeom prst="rect">
-                      <a:avLst/>
-                    </a:prstGeom>
-                    <a:ln>
-                      <a:noFill/>
-                    </a:ln>
-                  </pic:spPr>
-                </pic:pic>
-              </a:graphicData>
-            </a:graphic>
-          </wp:inline>
-        </w:drawing>
-      </w:r>
-    </w:p>
-    <w:p>
-      <w:pPr>
-        <w:pStyle w:val="11"/>
-        <w:numPr>
-          <w:ilvl w:val="3"/>
-          <w:numId w:val="10"/>
-        </w:numPr>
-        <w:jc w:val="both"/>
-        <w:rPr>
-          <w:rFonts w:ascii="Times New Roman" w:hAnsi="Times New Roman" w:cs="Times New Roman"/>
-          <w:sz w:val="24"/>
-          <w:szCs w:val="24"/>
-        </w:rPr>
-      </w:pPr>
-      <w:r>
-        <w:rPr>
-          <w:rFonts w:ascii="Times New Roman" w:hAnsi="Times New Roman" w:cs="Times New Roman"/>
-          <w:sz w:val="24"/>
-          <w:szCs w:val="24"/>
-        </w:rPr>
-        <w:t xml:space="preserve">Командная строка отобразит нам ряд служебной информации, например, что сервер запускается на </w:t>
-      </w:r>
-      <w:r>
-        <w:rPr>
-          <w:rFonts w:ascii="Times New Roman" w:hAnsi="Times New Roman" w:cs="Times New Roman"/>
-          <w:b/>
-          <w:bCs/>
-          <w:sz w:val="24"/>
-          <w:szCs w:val="24"/>
-          <w:lang w:val="en-US"/>
-        </w:rPr>
-        <w:t>localhost</w:t>
-      </w:r>
-      <w:r>
-        <w:rPr>
-          <w:rFonts w:ascii="Times New Roman" w:hAnsi="Times New Roman" w:cs="Times New Roman"/>
-          <w:sz w:val="24"/>
-          <w:szCs w:val="24"/>
-        </w:rPr>
-        <w:t xml:space="preserve"> на порту </w:t>
-      </w:r>
-      <w:r>
-        <w:rPr>
-          <w:rFonts w:ascii="Times New Roman" w:hAnsi="Times New Roman" w:cs="Times New Roman"/>
-          <w:b/>
-          <w:bCs/>
-          <w:sz w:val="24"/>
-          <w:szCs w:val="24"/>
-        </w:rPr>
-        <w:t>27017</w:t>
-      </w:r>
-      <w:r>
-        <w:rPr>
-          <w:rFonts w:ascii="Times New Roman" w:hAnsi="Times New Roman" w:cs="Times New Roman"/>
-          <w:sz w:val="24"/>
-          <w:szCs w:val="24"/>
-        </w:rPr>
-        <w:t>. И после удачного запуска сервера мы сможем производить операции с бд через клиент.</w:t>
-      </w:r>
-    </w:p>
-    <w:p>
-      <w:pPr>
-        <w:pStyle w:val="11"/>
-        <w:numPr>
-          <w:ilvl w:val="0"/>
-          <w:numId w:val="10"/>
-        </w:numPr>
-        <w:jc w:val="both"/>
-        <w:rPr>
-          <w:rFonts w:ascii="Times New Roman" w:hAnsi="Times New Roman" w:cs="Times New Roman"/>
-          <w:b/>
-          <w:bCs/>
-          <w:sz w:val="24"/>
-          <w:szCs w:val="24"/>
-        </w:rPr>
-      </w:pPr>
-      <w:r>
-        <w:rPr>
-          <w:rFonts w:ascii="Times New Roman" w:hAnsi="Times New Roman" w:cs="Times New Roman"/>
-          <w:b/>
-          <w:bCs/>
-          <w:sz w:val="24"/>
-          <w:szCs w:val="24"/>
-        </w:rPr>
-        <w:t>Установка клиента Mongosh</w:t>
-      </w:r>
-    </w:p>
-    <w:p>
-      <w:pPr>
-        <w:pStyle w:val="11"/>
-        <w:numPr>
-          <w:ilvl w:val="1"/>
-          <w:numId w:val="10"/>
-        </w:numPr>
-        <w:jc w:val="both"/>
-        <w:rPr>
-          <w:rFonts w:ascii="Times New Roman" w:hAnsi="Times New Roman" w:cs="Times New Roman"/>
-          <w:b/>
-          <w:bCs/>
-          <w:sz w:val="24"/>
-          <w:szCs w:val="24"/>
-        </w:rPr>
-      </w:pPr>
-      <w:r>
-        <w:rPr>
-          <w:rFonts w:ascii="Times New Roman" w:hAnsi="Times New Roman" w:cs="Times New Roman"/>
-          <w:sz w:val="24"/>
-          <w:szCs w:val="24"/>
-        </w:rPr>
-        <w:t>Наиболее простым клиентом в данном случае является MongoDB Shell или mongosh - консольная оболочка для отправки запросов к серверу, которая также предоставляется непосредственно компанией MongoDB.</w:t>
-      </w:r>
-    </w:p>
-    <w:p>
-      <w:pPr>
-        <w:pStyle w:val="11"/>
-        <w:numPr>
-          <w:ilvl w:val="2"/>
-          <w:numId w:val="10"/>
-        </w:numPr>
-        <w:jc w:val="both"/>
-        <w:rPr>
-          <w:rFonts w:ascii="Times New Roman" w:hAnsi="Times New Roman" w:cs="Times New Roman"/>
-          <w:b/>
-          <w:bCs/>
-          <w:sz w:val="24"/>
-          <w:szCs w:val="24"/>
-        </w:rPr>
-      </w:pPr>
-      <w:r>
-        <w:rPr>
-          <w:rFonts w:ascii="Times New Roman" w:hAnsi="Times New Roman" w:cs="Times New Roman"/>
-          <w:sz w:val="24"/>
-          <w:szCs w:val="24"/>
-        </w:rPr>
-        <w:t xml:space="preserve">Для установки клиента перейдем по адресу </w:t>
-      </w:r>
-      <w:r>
-        <w:fldChar w:fldCharType="begin"/>
-      </w:r>
-      <w:r>
-        <w:instrText xml:space="preserve"> HYPERLINK "https://www.mongodb.com/try/download/shell/" </w:instrText>
-      </w:r>
-      <w:r>
-        <w:fldChar w:fldCharType="separate"/>
-      </w:r>
-      <w:r>
-        <w:rPr>
-          <w:rStyle w:val="8"/>
-          <w:rFonts w:ascii="Times New Roman" w:hAnsi="Times New Roman" w:cs="Times New Roman"/>
-          <w:sz w:val="24"/>
-          <w:szCs w:val="24"/>
-        </w:rPr>
-        <w:t>https://www.mongodb.com/try/download/shell/</w:t>
-      </w:r>
-      <w:r>
-        <w:rPr>
-          <w:rStyle w:val="8"/>
-          <w:rFonts w:ascii="Times New Roman" w:hAnsi="Times New Roman" w:cs="Times New Roman"/>
-          <w:sz w:val="24"/>
-          <w:szCs w:val="24"/>
-        </w:rPr>
-        <w:fldChar w:fldCharType="end"/>
-      </w:r>
-      <w:r>
-        <w:rPr>
-          <w:rStyle w:val="8"/>
-          <w:rFonts w:ascii="Times New Roman" w:hAnsi="Times New Roman" w:cs="Times New Roman"/>
-          <w:sz w:val="24"/>
-          <w:szCs w:val="24"/>
-        </w:rPr>
-        <w:t xml:space="preserve">. </w:t>
-      </w:r>
-      <w:r>
-        <w:rPr>
-          <w:rFonts w:ascii="Times New Roman" w:hAnsi="Times New Roman" w:cs="Times New Roman"/>
-          <w:sz w:val="24"/>
-          <w:szCs w:val="24"/>
-        </w:rPr>
-        <w:t xml:space="preserve">Альтернативная ссылка на пакет для WIndows: </w:t>
-      </w:r>
-      <w:r>
-        <w:fldChar w:fldCharType="begin"/>
-      </w:r>
-      <w:r>
-        <w:instrText xml:space="preserve"> HYPERLINK "https://disk.yandex.ru/d/5b9s_pjqIPyMNg" </w:instrText>
-      </w:r>
-      <w:r>
-        <w:fldChar w:fldCharType="separate"/>
-      </w:r>
-      <w:r>
-        <w:rPr>
-          <w:rStyle w:val="8"/>
-          <w:rFonts w:ascii="Times New Roman" w:hAnsi="Times New Roman" w:cs="Times New Roman"/>
-          <w:sz w:val="24"/>
-          <w:szCs w:val="24"/>
-        </w:rPr>
-        <w:t>mongosh-1.5.1-win32-x64.zip — Яндекс.Диск (yandex.ru)</w:t>
-      </w:r>
-      <w:r>
-        <w:rPr>
-          <w:rStyle w:val="8"/>
-          <w:rFonts w:ascii="Times New Roman" w:hAnsi="Times New Roman" w:cs="Times New Roman"/>
-          <w:sz w:val="24"/>
-          <w:szCs w:val="24"/>
-        </w:rPr>
-        <w:fldChar w:fldCharType="end"/>
-      </w:r>
-    </w:p>
-    <w:p>
-      <w:pPr>
-        <w:rPr>
-          <w:rFonts w:ascii="Times New Roman" w:hAnsi="Times New Roman" w:cs="Times New Roman"/>
-          <w:sz w:val="24"/>
-          <w:szCs w:val="24"/>
-        </w:rPr>
-      </w:pPr>
-      <w:r>
-        <w:rPr>
-          <w:rFonts w:ascii="Times New Roman" w:hAnsi="Times New Roman" w:cs="Times New Roman"/>
-          <w:sz w:val="24"/>
-          <w:szCs w:val="24"/>
-        </w:rPr>
-        <w:drawing>
-          <wp:inline distT="0" distB="0" distL="0" distR="0">
-            <wp:extent cx="4829810" cy="1209675"/>
-            <wp:effectExtent l="0" t="0" r="0" b="9525"/>
-            <wp:docPr id="2145728455" name="Рисунок 2145728455" descr="Изображение выглядит как текст&#10;&#10;Автоматически созданное описание"/>
-            <wp:cNvGraphicFramePr>
-              <a:graphicFrameLocks xmlns:a="http://schemas.openxmlformats.org/drawingml/2006/main" noChangeAspect="1"/>
-            </wp:cNvGraphicFramePr>
-            <a:graphic xmlns:a="http://schemas.openxmlformats.org/drawingml/2006/main">
-              <a:graphicData uri="http://schemas.openxmlformats.org/drawingml/2006/picture">
-                <pic:pic xmlns:pic="http://schemas.openxmlformats.org/drawingml/2006/picture">
-                  <pic:nvPicPr>
-                    <pic:cNvPr id="2145728455" name="Рисунок 2145728455" descr="Изображение выглядит как текст&#10;&#10;Автоматически созданное описание"/>
-                    <pic:cNvPicPr>
-                      <a:picLocks noChangeAspect="1"/>
-                    </pic:cNvPicPr>
-                  </pic:nvPicPr>
-                  <pic:blipFill>
-                    <a:blip r:embed="rId28"/>
-                    <a:stretch>
-                      <a:fillRect/>
-                    </a:stretch>
-                  </pic:blipFill>
-                  <pic:spPr>
-                    <a:xfrm>
-                      <a:off x="0" y="0"/>
-                      <a:ext cx="4829849" cy="1209844"/>
-                    </a:xfrm>
-                    <a:prstGeom prst="rect">
-                      <a:avLst/>
-                    </a:prstGeom>
-                  </pic:spPr>
-                </pic:pic>
-              </a:graphicData>
-            </a:graphic>
-          </wp:inline>
-        </w:drawing>
-      </w:r>
-    </w:p>
-    <w:p>
-      <w:pPr>
-        <w:pStyle w:val="11"/>
-        <w:numPr>
-          <w:ilvl w:val="2"/>
-          <w:numId w:val="10"/>
-        </w:numPr>
-        <w:jc w:val="both"/>
-        <w:rPr>
-          <w:rFonts w:ascii="Times New Roman" w:hAnsi="Times New Roman" w:cs="Times New Roman"/>
-          <w:sz w:val="24"/>
-          <w:szCs w:val="24"/>
-        </w:rPr>
-      </w:pPr>
-      <w:r>
-        <w:rPr>
-          <w:rFonts w:ascii="Times New Roman" w:hAnsi="Times New Roman" w:cs="Times New Roman"/>
-          <w:sz w:val="24"/>
-          <w:szCs w:val="24"/>
-        </w:rPr>
-        <w:t>Подключение к серверу из клиента</w:t>
-      </w:r>
-    </w:p>
-    <w:p>
-      <w:pPr>
-        <w:rPr>
-          <w:rFonts w:ascii="Times New Roman" w:hAnsi="Times New Roman" w:cs="Times New Roman"/>
-          <w:sz w:val="24"/>
-          <w:szCs w:val="24"/>
-        </w:rPr>
-      </w:pPr>
-      <w:r>
-        <w:rPr>
-          <w:rFonts w:ascii="Times New Roman" w:hAnsi="Times New Roman" w:cs="Times New Roman"/>
-          <w:sz w:val="24"/>
-          <w:szCs w:val="24"/>
-        </w:rPr>
-        <w:drawing>
-          <wp:inline distT="0" distB="0" distL="0" distR="0">
-            <wp:extent cx="5940425" cy="663575"/>
-            <wp:effectExtent l="0" t="0" r="3175" b="3175"/>
-            <wp:docPr id="1674840833" name="Рисунок 1674840833" descr="Изображение выглядит как текст&#10;&#10;Автоматически созданное описание"/>
-            <wp:cNvGraphicFramePr>
-              <a:graphicFrameLocks xmlns:a="http://schemas.openxmlformats.org/drawingml/2006/main" noChangeAspect="1"/>
-            </wp:cNvGraphicFramePr>
-            <a:graphic xmlns:a="http://schemas.openxmlformats.org/drawingml/2006/main">
-              <a:graphicData uri="http://schemas.openxmlformats.org/drawingml/2006/picture">
-                <pic:pic xmlns:pic="http://schemas.openxmlformats.org/drawingml/2006/picture">
-                  <pic:nvPicPr>
-                    <pic:cNvPr id="1674840833" name="Рисунок 1674840833" descr="Изображение выглядит как текст&#10;&#10;Автоматически созданное описание"/>
-                    <pic:cNvPicPr>
-                      <a:picLocks noChangeAspect="1"/>
-                    </pic:cNvPicPr>
-                  </pic:nvPicPr>
-                  <pic:blipFill>
-                    <a:blip r:embed="rId50"/>
-                    <a:stretch>
-                      <a:fillRect/>
-                    </a:stretch>
-                  </pic:blipFill>
-                  <pic:spPr>
-                    <a:xfrm>
-                      <a:off x="0" y="0"/>
-                      <a:ext cx="5940425" cy="663575"/>
-                    </a:xfrm>
-                    <a:prstGeom prst="rect">
-                      <a:avLst/>
-                    </a:prstGeom>
-                  </pic:spPr>
-                </pic:pic>
-              </a:graphicData>
-            </a:graphic>
-          </wp:inline>
-        </w:drawing>
-      </w:r>
-    </w:p>
-    <w:p>
-      <w:pPr>
-        <w:pStyle w:val="11"/>
-        <w:numPr>
-          <w:ilvl w:val="2"/>
-          <w:numId w:val="10"/>
-        </w:numPr>
-        <w:jc w:val="both"/>
-        <w:rPr>
-          <w:rFonts w:ascii="Times New Roman" w:hAnsi="Times New Roman" w:cs="Times New Roman"/>
-          <w:sz w:val="24"/>
-          <w:szCs w:val="24"/>
-        </w:rPr>
-      </w:pPr>
-      <w:r>
-        <w:rPr>
-          <w:rFonts w:ascii="Times New Roman" w:hAnsi="Times New Roman" w:cs="Times New Roman"/>
-          <w:sz w:val="24"/>
-          <w:szCs w:val="24"/>
-        </w:rPr>
-        <w:t xml:space="preserve">После подключения вы увидите </w:t>
-      </w:r>
-    </w:p>
-    <w:p>
-      <w:pPr>
-        <w:pStyle w:val="11"/>
-        <w:numPr>
-          <w:ilvl w:val="3"/>
-          <w:numId w:val="10"/>
-        </w:numPr>
-        <w:jc w:val="both"/>
-        <w:rPr>
-          <w:rFonts w:ascii="Times New Roman" w:hAnsi="Times New Roman" w:cs="Times New Roman"/>
-          <w:sz w:val="24"/>
-          <w:szCs w:val="24"/>
-        </w:rPr>
-      </w:pPr>
-      <w:r>
-        <w:rPr>
-          <w:rFonts w:ascii="Times New Roman" w:hAnsi="Times New Roman" w:cs="Times New Roman"/>
-          <w:sz w:val="24"/>
-          <w:szCs w:val="24"/>
-        </w:rPr>
-        <w:t xml:space="preserve">По умолчанию сервер </w:t>
-      </w:r>
-      <w:r>
-        <w:rPr>
-          <w:rFonts w:ascii="Times New Roman" w:hAnsi="Times New Roman" w:cs="Times New Roman"/>
-          <w:b/>
-          <w:bCs/>
-          <w:sz w:val="24"/>
-          <w:szCs w:val="24"/>
-        </w:rPr>
-        <w:t>mongodb</w:t>
-      </w:r>
-      <w:r>
-        <w:rPr>
-          <w:rFonts w:ascii="Times New Roman" w:hAnsi="Times New Roman" w:cs="Times New Roman"/>
-          <w:sz w:val="24"/>
-          <w:szCs w:val="24"/>
-        </w:rPr>
-        <w:t xml:space="preserve"> запускается на порту 27017, а полная строка подключения выглядит следующим образом: </w:t>
-      </w:r>
-      <w:r>
-        <w:rPr>
-          <w:rFonts w:ascii="Times New Roman" w:hAnsi="Times New Roman" w:cs="Times New Roman"/>
-          <w:b/>
-          <w:bCs/>
-          <w:sz w:val="24"/>
-          <w:szCs w:val="24"/>
-        </w:rPr>
-        <w:t>mongodb://localhost:27017</w:t>
-      </w:r>
-      <w:r>
-        <w:rPr>
-          <w:rFonts w:ascii="Times New Roman" w:hAnsi="Times New Roman" w:cs="Times New Roman"/>
-          <w:sz w:val="24"/>
-          <w:szCs w:val="24"/>
-        </w:rPr>
-        <w:t xml:space="preserve">  или </w:t>
-      </w:r>
-      <w:r>
-        <w:rPr>
-          <w:rFonts w:ascii="Times New Roman" w:hAnsi="Times New Roman" w:cs="Times New Roman"/>
-          <w:b/>
-          <w:bCs/>
-          <w:sz w:val="24"/>
-          <w:szCs w:val="24"/>
-        </w:rPr>
-        <w:t>mongodb://127.0.0.1:27017</w:t>
-      </w:r>
+          <w:sz w:val="24"/>
+          <w:szCs w:val="24"/>
+        </w:rPr>
+      </w:pPr>
     </w:p>
     <w:sectPr>
       <w:type w:val="continuous"/>
@@ -23769,98 +22432,6 @@
     </w:lvl>
   </w:abstractNum>
   <w:abstractNum w:abstractNumId="2">
-    <w:nsid w:val="20ED597C"/>
-    <w:multiLevelType w:val="multilevel"/>
-    <w:tmpl w:val="20ED597C"/>
-    <w:lvl w:ilvl="0" w:tentative="0">
-      <w:start w:val="1"/>
-      <w:numFmt w:val="decimal"/>
-      <w:lvlText w:val="%1."/>
-      <w:lvlJc w:val="left"/>
-      <w:pPr>
-        <w:ind w:left="360" w:hanging="360"/>
-      </w:pPr>
-      <w:rPr>
-        <w:rFonts w:hint="default"/>
-      </w:rPr>
-    </w:lvl>
-    <w:lvl w:ilvl="1" w:tentative="0">
-      <w:start w:val="1"/>
-      <w:numFmt w:val="decimal"/>
-      <w:lvlText w:val="%1.%2."/>
-      <w:lvlJc w:val="left"/>
-      <w:pPr>
-        <w:ind w:left="792" w:hanging="432"/>
-      </w:pPr>
-    </w:lvl>
-    <w:lvl w:ilvl="2" w:tentative="0">
-      <w:start w:val="1"/>
-      <w:numFmt w:val="bullet"/>
-      <w:lvlText w:val=""/>
-      <w:lvlJc w:val="left"/>
-      <w:pPr>
-        <w:ind w:left="1080" w:hanging="360"/>
-      </w:pPr>
-      <w:rPr>
-        <w:rFonts w:hint="default" w:ascii="Symbol" w:hAnsi="Symbol"/>
-      </w:rPr>
-    </w:lvl>
-    <w:lvl w:ilvl="3" w:tentative="0">
-      <w:start w:val="1"/>
-      <w:numFmt w:val="decimal"/>
-      <w:lvlText w:val="%1.%2.%3.%4."/>
-      <w:lvlJc w:val="left"/>
-      <w:pPr>
-        <w:ind w:left="1728" w:hanging="648"/>
-      </w:pPr>
-    </w:lvl>
-    <w:lvl w:ilvl="4" w:tentative="0">
-      <w:start w:val="1"/>
-      <w:numFmt w:val="decimal"/>
-      <w:lvlText w:val="%1.%2.%3.%4.%5."/>
-      <w:lvlJc w:val="left"/>
-      <w:pPr>
-        <w:ind w:left="2232" w:hanging="792"/>
-      </w:pPr>
-    </w:lvl>
-    <w:lvl w:ilvl="5" w:tentative="0">
-      <w:start w:val="1"/>
-      <w:numFmt w:val="decimal"/>
-      <w:lvlText w:val="%1.%2.%3.%4.%5.%6."/>
-      <w:lvlJc w:val="left"/>
-      <w:pPr>
-        <w:ind w:left="2736" w:hanging="936"/>
-      </w:pPr>
-    </w:lvl>
-    <w:lvl w:ilvl="6" w:tentative="0">
-      <w:start w:val="1"/>
-      <w:numFmt w:val="decimal"/>
-      <w:lvlText w:val="%1.%2.%3.%4.%5.%6.%7."/>
-      <w:lvlJc w:val="left"/>
-      <w:pPr>
-        <w:ind w:left="3240" w:hanging="1080"/>
-      </w:pPr>
-    </w:lvl>
-    <w:lvl w:ilvl="7" w:tentative="0">
-      <w:start w:val="1"/>
-      <w:numFmt w:val="decimal"/>
-      <w:lvlText w:val="%1.%2.%3.%4.%5.%6.%7.%8."/>
-      <w:lvlJc w:val="left"/>
-      <w:pPr>
-        <w:ind w:left="3744" w:hanging="1224"/>
-      </w:pPr>
-    </w:lvl>
-    <w:lvl w:ilvl="8" w:tentative="0">
-      <w:start w:val="1"/>
-      <w:numFmt w:val="decimal"/>
-      <w:lvlText w:val="%1.%2.%3.%4.%5.%6.%7.%8.%9."/>
-      <w:lvlJc w:val="left"/>
-      <w:pPr>
-        <w:ind w:left="4320" w:hanging="1440"/>
-      </w:pPr>
-    </w:lvl>
-  </w:abstractNum>
-  <w:abstractNum w:abstractNumId="3">
     <w:nsid w:val="49E477D2"/>
     <w:multiLevelType w:val="multilevel"/>
     <w:tmpl w:val="49E477D2"/>
@@ -24009,7 +22580,7 @@
       </w:rPr>
     </w:lvl>
   </w:abstractNum>
-  <w:abstractNum w:abstractNumId="4">
+  <w:abstractNum w:abstractNumId="3">
     <w:nsid w:val="537C0712"/>
     <w:multiLevelType w:val="multilevel"/>
     <w:tmpl w:val="537C0712"/>
@@ -24095,7 +22666,7 @@
       </w:pPr>
     </w:lvl>
   </w:abstractNum>
-  <w:abstractNum w:abstractNumId="5">
+  <w:abstractNum w:abstractNumId="4">
     <w:nsid w:val="59073732"/>
     <w:multiLevelType w:val="multilevel"/>
     <w:tmpl w:val="59073732"/>
@@ -24184,7 +22755,7 @@
       </w:pPr>
     </w:lvl>
   </w:abstractNum>
-  <w:abstractNum w:abstractNumId="6">
+  <w:abstractNum w:abstractNumId="5">
     <w:nsid w:val="59902814"/>
     <w:multiLevelType w:val="multilevel"/>
     <w:tmpl w:val="59902814"/>
@@ -24276,7 +22847,7 @@
       </w:pPr>
     </w:lvl>
   </w:abstractNum>
-  <w:abstractNum w:abstractNumId="7">
+  <w:abstractNum w:abstractNumId="6">
     <w:nsid w:val="5E327744"/>
     <w:multiLevelType w:val="multilevel"/>
     <w:tmpl w:val="5E327744"/>
@@ -24371,10 +22942,99 @@
       </w:pPr>
     </w:lvl>
   </w:abstractNum>
+  <w:abstractNum w:abstractNumId="7">
+    <w:nsid w:val="6E4F0C2E"/>
+    <w:multiLevelType w:val="multilevel"/>
+    <w:tmpl w:val="6E4F0C2E"/>
+    <w:lvl w:ilvl="0" w:tentative="0">
+      <w:start w:val="1"/>
+      <w:numFmt w:val="decimal"/>
+      <w:lvlText w:val="%1."/>
+      <w:lvlJc w:val="left"/>
+      <w:pPr>
+        <w:ind w:left="720" w:hanging="360"/>
+      </w:pPr>
+      <w:rPr>
+        <w:rFonts w:hint="default"/>
+      </w:rPr>
+    </w:lvl>
+    <w:lvl w:ilvl="1" w:tentative="0">
+      <w:start w:val="1"/>
+      <w:numFmt w:val="lowerLetter"/>
+      <w:lvlText w:val="%2."/>
+      <w:lvlJc w:val="left"/>
+      <w:pPr>
+        <w:ind w:left="1440" w:hanging="360"/>
+      </w:pPr>
+    </w:lvl>
+    <w:lvl w:ilvl="2" w:tentative="0">
+      <w:start w:val="1"/>
+      <w:numFmt w:val="lowerRoman"/>
+      <w:lvlText w:val="%3."/>
+      <w:lvlJc w:val="right"/>
+      <w:pPr>
+        <w:ind w:left="2160" w:hanging="180"/>
+      </w:pPr>
+    </w:lvl>
+    <w:lvl w:ilvl="3" w:tentative="0">
+      <w:start w:val="1"/>
+      <w:numFmt w:val="decimal"/>
+      <w:lvlText w:val="%4."/>
+      <w:lvlJc w:val="left"/>
+      <w:pPr>
+        <w:ind w:left="2880" w:hanging="360"/>
+      </w:pPr>
+    </w:lvl>
+    <w:lvl w:ilvl="4" w:tentative="0">
+      <w:start w:val="1"/>
+      <w:numFmt w:val="lowerLetter"/>
+      <w:lvlText w:val="%5."/>
+      <w:lvlJc w:val="left"/>
+      <w:pPr>
+        <w:ind w:left="3600" w:hanging="360"/>
+      </w:pPr>
+    </w:lvl>
+    <w:lvl w:ilvl="5" w:tentative="0">
+      <w:start w:val="1"/>
+      <w:numFmt w:val="lowerRoman"/>
+      <w:lvlText w:val="%6."/>
+      <w:lvlJc w:val="right"/>
+      <w:pPr>
+        <w:ind w:left="4320" w:hanging="180"/>
+      </w:pPr>
+    </w:lvl>
+    <w:lvl w:ilvl="6" w:tentative="0">
+      <w:start w:val="1"/>
+      <w:numFmt w:val="decimal"/>
+      <w:lvlText w:val="%7."/>
+      <w:lvlJc w:val="left"/>
+      <w:pPr>
+        <w:ind w:left="5040" w:hanging="360"/>
+      </w:pPr>
+    </w:lvl>
+    <w:lvl w:ilvl="7" w:tentative="0">
+      <w:start w:val="1"/>
+      <w:numFmt w:val="lowerLetter"/>
+      <w:lvlText w:val="%8."/>
+      <w:lvlJc w:val="left"/>
+      <w:pPr>
+        <w:ind w:left="5760" w:hanging="360"/>
+      </w:pPr>
+    </w:lvl>
+    <w:lvl w:ilvl="8" w:tentative="0">
+      <w:start w:val="1"/>
+      <w:numFmt w:val="lowerRoman"/>
+      <w:lvlText w:val="%9."/>
+      <w:lvlJc w:val="right"/>
+      <w:pPr>
+        <w:ind w:left="6480" w:hanging="180"/>
+      </w:pPr>
+    </w:lvl>
+  </w:abstractNum>
   <w:abstractNum w:abstractNumId="8">
-    <w:nsid w:val="66CD18A7"/>
+    <w:nsid w:val="78DD00AB"/>
     <w:multiLevelType w:val="multilevel"/>
-    <w:tmpl w:val="66CD18A7"/>
+    <w:tmpl w:val="78DD00AB"/>
     <w:lvl w:ilvl="0" w:tentative="0">
       <w:start w:val="1"/>
       <w:numFmt w:val="decimal"/>
@@ -24463,219 +23123,32 @@
       </w:pPr>
     </w:lvl>
   </w:abstractNum>
-  <w:abstractNum w:abstractNumId="9">
-    <w:nsid w:val="6E4F0C2E"/>
-    <w:multiLevelType w:val="multilevel"/>
-    <w:tmpl w:val="6E4F0C2E"/>
-    <w:lvl w:ilvl="0" w:tentative="0">
-      <w:start w:val="1"/>
-      <w:numFmt w:val="decimal"/>
-      <w:lvlText w:val="%1."/>
-      <w:lvlJc w:val="left"/>
-      <w:pPr>
-        <w:ind w:left="720" w:hanging="360"/>
-      </w:pPr>
-      <w:rPr>
-        <w:rFonts w:hint="default"/>
-      </w:rPr>
-    </w:lvl>
-    <w:lvl w:ilvl="1" w:tentative="0">
-      <w:start w:val="1"/>
-      <w:numFmt w:val="lowerLetter"/>
-      <w:lvlText w:val="%2."/>
-      <w:lvlJc w:val="left"/>
-      <w:pPr>
-        <w:ind w:left="1440" w:hanging="360"/>
-      </w:pPr>
-    </w:lvl>
-    <w:lvl w:ilvl="2" w:tentative="0">
-      <w:start w:val="1"/>
-      <w:numFmt w:val="lowerRoman"/>
-      <w:lvlText w:val="%3."/>
-      <w:lvlJc w:val="right"/>
-      <w:pPr>
-        <w:ind w:left="2160" w:hanging="180"/>
-      </w:pPr>
-    </w:lvl>
-    <w:lvl w:ilvl="3" w:tentative="0">
-      <w:start w:val="1"/>
-      <w:numFmt w:val="decimal"/>
-      <w:lvlText w:val="%4."/>
-      <w:lvlJc w:val="left"/>
-      <w:pPr>
-        <w:ind w:left="2880" w:hanging="360"/>
-      </w:pPr>
-    </w:lvl>
-    <w:lvl w:ilvl="4" w:tentative="0">
-      <w:start w:val="1"/>
-      <w:numFmt w:val="lowerLetter"/>
-      <w:lvlText w:val="%5."/>
-      <w:lvlJc w:val="left"/>
-      <w:pPr>
-        <w:ind w:left="3600" w:hanging="360"/>
-      </w:pPr>
-    </w:lvl>
-    <w:lvl w:ilvl="5" w:tentative="0">
-      <w:start w:val="1"/>
-      <w:numFmt w:val="lowerRoman"/>
-      <w:lvlText w:val="%6."/>
-      <w:lvlJc w:val="right"/>
-      <w:pPr>
-        <w:ind w:left="4320" w:hanging="180"/>
-      </w:pPr>
-    </w:lvl>
-    <w:lvl w:ilvl="6" w:tentative="0">
-      <w:start w:val="1"/>
-      <w:numFmt w:val="decimal"/>
-      <w:lvlText w:val="%7."/>
-      <w:lvlJc w:val="left"/>
-      <w:pPr>
-        <w:ind w:left="5040" w:hanging="360"/>
-      </w:pPr>
-    </w:lvl>
-    <w:lvl w:ilvl="7" w:tentative="0">
-      <w:start w:val="1"/>
-      <w:numFmt w:val="lowerLetter"/>
-      <w:lvlText w:val="%8."/>
-      <w:lvlJc w:val="left"/>
-      <w:pPr>
-        <w:ind w:left="5760" w:hanging="360"/>
-      </w:pPr>
-    </w:lvl>
-    <w:lvl w:ilvl="8" w:tentative="0">
-      <w:start w:val="1"/>
-      <w:numFmt w:val="lowerRoman"/>
-      <w:lvlText w:val="%9."/>
-      <w:lvlJc w:val="right"/>
-      <w:pPr>
-        <w:ind w:left="6480" w:hanging="180"/>
-      </w:pPr>
-    </w:lvl>
-  </w:abstractNum>
-  <w:abstractNum w:abstractNumId="10">
-    <w:nsid w:val="78DD00AB"/>
-    <w:multiLevelType w:val="multilevel"/>
-    <w:tmpl w:val="78DD00AB"/>
-    <w:lvl w:ilvl="0" w:tentative="0">
-      <w:start w:val="1"/>
-      <w:numFmt w:val="decimal"/>
-      <w:lvlText w:val="%1."/>
-      <w:lvlJc w:val="left"/>
-      <w:pPr>
-        <w:ind w:left="360" w:hanging="360"/>
-      </w:pPr>
-      <w:rPr>
-        <w:rFonts w:hint="default"/>
-      </w:rPr>
-    </w:lvl>
-    <w:lvl w:ilvl="1" w:tentative="0">
-      <w:start w:val="1"/>
-      <w:numFmt w:val="decimal"/>
-      <w:lvlText w:val="%1.%2."/>
-      <w:lvlJc w:val="left"/>
-      <w:pPr>
-        <w:ind w:left="792" w:hanging="432"/>
-      </w:pPr>
-    </w:lvl>
-    <w:lvl w:ilvl="2" w:tentative="0">
-      <w:start w:val="1"/>
-      <w:numFmt w:val="decimal"/>
-      <w:lvlText w:val="%1.%2.%3."/>
-      <w:lvlJc w:val="left"/>
-      <w:pPr>
-        <w:ind w:left="1224" w:hanging="504"/>
-      </w:pPr>
-    </w:lvl>
-    <w:lvl w:ilvl="3" w:tentative="0">
-      <w:start w:val="1"/>
-      <w:numFmt w:val="decimal"/>
-      <w:lvlText w:val="%1.%2.%3.%4."/>
-      <w:lvlJc w:val="left"/>
-      <w:pPr>
-        <w:ind w:left="1728" w:hanging="648"/>
-      </w:pPr>
-    </w:lvl>
-    <w:lvl w:ilvl="4" w:tentative="0">
-      <w:start w:val="1"/>
-      <w:numFmt w:val="bullet"/>
-      <w:lvlText w:val=""/>
-      <w:lvlJc w:val="left"/>
-      <w:pPr>
-        <w:ind w:left="1800" w:hanging="360"/>
-      </w:pPr>
-      <w:rPr>
-        <w:rFonts w:hint="default" w:ascii="Symbol" w:hAnsi="Symbol"/>
-      </w:rPr>
-    </w:lvl>
-    <w:lvl w:ilvl="5" w:tentative="0">
-      <w:start w:val="1"/>
-      <w:numFmt w:val="decimal"/>
-      <w:lvlText w:val="%1.%2.%3.%4.%5.%6."/>
-      <w:lvlJc w:val="left"/>
-      <w:pPr>
-        <w:ind w:left="2736" w:hanging="936"/>
-      </w:pPr>
-    </w:lvl>
-    <w:lvl w:ilvl="6" w:tentative="0">
-      <w:start w:val="1"/>
-      <w:numFmt w:val="decimal"/>
-      <w:lvlText w:val="%1.%2.%3.%4.%5.%6.%7."/>
-      <w:lvlJc w:val="left"/>
-      <w:pPr>
-        <w:ind w:left="3240" w:hanging="1080"/>
-      </w:pPr>
-    </w:lvl>
-    <w:lvl w:ilvl="7" w:tentative="0">
-      <w:start w:val="1"/>
-      <w:numFmt w:val="decimal"/>
-      <w:lvlText w:val="%1.%2.%3.%4.%5.%6.%7.%8."/>
-      <w:lvlJc w:val="left"/>
-      <w:pPr>
-        <w:ind w:left="3744" w:hanging="1224"/>
-      </w:pPr>
-    </w:lvl>
-    <w:lvl w:ilvl="8" w:tentative="0">
-      <w:start w:val="1"/>
-      <w:numFmt w:val="decimal"/>
-      <w:lvlText w:val="%1.%2.%3.%4.%5.%6.%7.%8.%9."/>
-      <w:lvlJc w:val="left"/>
-      <w:pPr>
-        <w:ind w:left="4320" w:hanging="1440"/>
-      </w:pPr>
-    </w:lvl>
-  </w:abstractNum>
   <w:num w:numId="1">
-    <w:abstractNumId w:val="6"/>
+    <w:abstractNumId w:val="5"/>
   </w:num>
   <w:num w:numId="2">
-    <w:abstractNumId w:val="9"/>
+    <w:abstractNumId w:val="7"/>
   </w:num>
   <w:num w:numId="3">
-    <w:abstractNumId w:val="4"/>
+    <w:abstractNumId w:val="3"/>
   </w:num>
   <w:num w:numId="4">
-    <w:abstractNumId w:val="3"/>
+    <w:abstractNumId w:val="2"/>
   </w:num>
   <w:num w:numId="5">
     <w:abstractNumId w:val="1"/>
   </w:num>
   <w:num w:numId="6">
-    <w:abstractNumId w:val="5"/>
+    <w:abstractNumId w:val="4"/>
   </w:num>
   <w:num w:numId="7">
-    <w:abstractNumId w:val="7"/>
+    <w:abstractNumId w:val="6"/>
   </w:num>
   <w:num w:numId="8">
-    <w:abstractNumId w:val="10"/>
+    <w:abstractNumId w:val="8"/>
   </w:num>
   <w:num w:numId="9">
     <w:abstractNumId w:val="0"/>
-  </w:num>
-  <w:num w:numId="10">
-    <w:abstractNumId w:val="8"/>
-  </w:num>
-  <w:num w:numId="11">
-    <w:abstractNumId w:val="2"/>
   </w:num>
 </w:numbering>
 </file>
@@ -25393,7 +23866,7 @@
 </file>
 
 <file path=customXml/item1.xml><?xml version="1.0" encoding="utf-8"?>
-<b:Sources xmlns:b="http://schemas.openxmlformats.org/officeDocument/2006/bibliography" xmlns="http://schemas.openxmlformats.org/officeDocument/2006/bibliography" StyleName="APA" SelectedStyle="\APASixthEditionOfficeOnline.xsl" Version="6"/>
+<b:Sources xmlns="http://schemas.openxmlformats.org/officeDocument/2006/bibliography" xmlns:b="http://schemas.openxmlformats.org/officeDocument/2006/bibliography" SelectedStyle="\APASixthEditionOfficeOnline.xsl" Version="6" StyleName="APA"/>
 </file>
 
 <file path=customXml/itemProps1.xml><?xml version="1.0" encoding="utf-8"?>
